--- a/example_articles/states/California/5.states_California_Other_publisher.docx
+++ b/example_articles/states/California/5.states_California_Other_publisher.docx
@@ -27,17 +27,17 @@
     </w:p>
     <w:p>
       <w:r>
-        <w:t>Source File: Other publishers/Files (500) (27).DOCX</w:t>
+        <w:t>Source file: Other publishers/Files (500) (27).DOCX</w:t>
       </w:r>
     </w:p>
     <w:p>
       <w:r>
-        <w:t>Raw locations result: ['California']</w:t>
+        <w:t>Raw locations result, 'locations': ['California']</w:t>
       </w:r>
     </w:p>
     <w:p>
       <w:r>
-        <w:t>states_stand_flat (Standardized): California</w:t>
+        <w:t>Standardized locations result, 'states_stand_flat': California</w:t>
       </w:r>
     </w:p>
     <w:p>

--- a/example_articles/states/California/5.states_California_Other_publisher.docx
+++ b/example_articles/states/California/5.states_California_Other_publisher.docx
@@ -7,7 +7,7 @@
         <w:pStyle w:val="Heading1"/>
       </w:pPr>
       <w:r>
-        <w:t>Authors show why the Russians revolted</w:t>
+        <w:t>'Radio Flyer' cruises to a crash landing</w:t>
       </w:r>
     </w:p>
     <w:p>
@@ -17,17 +17,17 @@
     </w:p>
     <w:p>
       <w:r>
-        <w:t>Date: 1992-08-02</w:t>
+        <w:t>Date: 1992-02-21</w:t>
       </w:r>
     </w:p>
     <w:p>
       <w:r>
-        <w:t>Section: Entertainment; On books; Pg. 10F</w:t>
+        <w:t>Section: LIFE; Pg. 5D</w:t>
       </w:r>
     </w:p>
     <w:p>
       <w:r>
-        <w:t>Source file: Other publishers/Files (500) (27).DOCX</w:t>
+        <w:t>Source file: Other publishers/Files (500) (9).DOCX</w:t>
       </w:r>
     </w:p>
     <w:p>
@@ -49,35 +49,41 @@
     </w:p>
     <w:p>
       <w:r>
-        <w:t>Geeze, I thought I was really on top of my game during summer vacation.  I dragged along and read two wonderful books that I thought I'd package together in my column for August 2.  A creative idea about a very pregnant subject: Russia. So what happens?  I get home and read the New York Times Book Review of July 19 and they've plastered my idea all over their cover.</w:t>
+        <w:t>Radio Flyer hitches its little red wagon to the serene highs and scary lows of being a child. Collecting soda bottles, chasing frogs, seeing a double feature 12 times - that's the stuff of boyhood dreams circa 1969.</w:t>
         <w:br/>
-        <w:t xml:space="preserve"> Two problems here: First, I very seldom agree with what NYTBR splashes on its covers.  Second, I hate to look like a copycat.</w:t>
+        <w:t>The monster stepfather with an empty six-pack and a piece of whipping cord - that's a nightmare circa anytime.</w:t>
         <w:br/>
-        <w:t>But I'll swallow those reservations and plunge on, because recent events in Russia make the subject worthwhile and I'll give readers of both newspapers a slightly different spin on the major book under consideration.</w:t>
+        <w:t>While far from perfect, this handsome, mock-nostalgic journey overcomes most bumps before hitting a huge barrier. Its fantasy ending is more appropriate to Peter Pan than a serious look at abuse.</w:t>
         <w:br/>
-        <w:t xml:space="preserve"> That would be The Last Tsar: The Life and Death of Nicholas II by Edvard Radzinsky translated by Marian Schwartz (Doubleday, 462 pages, $ 25).  I've been following this last tsar since it was spelled czar, since I was in junior high school.  There've been lots of good books, notably the popular "Nicholas and Alexandra." But for sheer emotional reading, nothing can touch Radzinsky's new book.</w:t>
+        <w:t>But Flyer has at least two small pleasures: Elijah Wood (Avalon) as older brother Mikey and Joseph Mazzello (Presumed Innocent) as Bobby. Potent kid- chemistry can make up for the iffiest moments.</w:t>
         <w:br/>
-        <w:t xml:space="preserve"> Radzinsky, a very popular Russian dramatist, got started on the book when he roomed years ago in the same apartment building as a nonagenarian Russian actress, Vera Leonidovna Yureneva, who remembered the twilight of the Romanov regime.  Subsequently, with the advent of glasnost, he was allowed access to Nicholas the II's private daily diary.  Later, after the whole works toppled in Russia, all sorts of oldtimers who had something to do with the family's bloody execution in the basement of an Ekaterinburg villa in 1918 popped up and wrote letters to Radzinsky with new and fascinating details. (Despite recent revelations, Radzinsky finds no evidence that Anastasia and Tsarevitch Alexei survived the execution.)</w:t>
+        <w:t>In an intrusive flashback narrative, the adult Mike (an unbilled Tom Hanks) tells his two sons about how he and his brother began a new life in small-town California with their divorced mom (Lorraine Bracco, who sinks easily into her working-class role) and faithful German shepherd.</w:t>
         <w:br/>
-        <w:t xml:space="preserve"> Readers of history needn't have a particular interest in the Romanovs' last gasp to understand that this book presages prospects for a great deal of "new" modern Russian history, which will be coming out of the woodwork for decades now that the communist watchdogs have been defanged or retired to the junkyard of history.</w:t>
+        <w:t>Then ''the King'' arrives. Not Elvis, but a surly welder (Adam Baldwin) who marries their mother. He's the kind of man who needs a victim, and that victim is Bobby. The boys vow to keep the beatings a secret and devise an escape using Bobby's Red Flyer wagon.</w:t>
         <w:br/>
-        <w:t xml:space="preserve"> Radzinsky weaves his Yureneva interviews with Nicholas' diary entries and with confessions and admissions of old-line Bolsheviks to come up with a tapestry of an unbelievable subsegment of 20th century history - where costume balls for the privileged were juxtaposed with the grimy hardships of the working class, held together by tradition, the church and Mother Russia.</w:t>
+        <w:t>There are funny, warm moments such as the dangers of singing The Name Game using Buck: ''Buck, Buck, bo - oops!'' The shadowy scenes leading up to the violence are eerily done from a child's-eye view. But Hanks drones on and on about ''the Big Idea'' the boys are cooking up. Nothing short of the space shuttle could live up to the billing.</w:t>
         <w:br/>
-        <w:t xml:space="preserve"> At the center of it all sat Nicholas II, hopelessly naive, unfit for office, devoutly religious, a 19th-century romantic with a suicidal attraction to both fatalism and authoritarianism.</w:t>
+        <w:t>The credits wisely end with an abuse hot line number. Too bad movies can't fly on good intentions alone.</w:t>
         <w:br/>
-        <w:t xml:space="preserve"> And his diaries are what makes this book go 'round, what makes "The Last Tsar" essential reading for anyone, even those who have read most of the other books.  From the recently released diaries emerges a very human fellow, devoted to his family, resigned to carry the psychological burden of his country in the most childlike manner possible.</w:t>
+        <w:t xml:space="preserve"> Radio Flyer</w:t>
         <w:br/>
-        <w:t xml:space="preserve"> Both the NYTBR and Kirkus Reviews rave about Radzinsky's style. Here's my spin: I found it the only flaw in this otherwise beautifully informative, moving book.  Overblown, bathetic, the stuff of soap operas, it tends to trivialize a story that might have told itself much more simply.</w:t>
+        <w:t>## (out of four)</w:t>
         <w:br/>
-        <w:t xml:space="preserve"> Sort of the way diarist Nicholas II told it from his point of view.  There are few new insights on the politics of pre-revolutionary Russia here.  But, when it comes to a look at the royal family, its hangers-on, and the reason the revolution succeeded and later failed, it's unbeatable.</w:t>
+        <w:t>Elijah Wood … Mike</w:t>
         <w:br/>
-        <w:t xml:space="preserve"> "The Last Tsar" has some very intimate pictures of pre-revolutionary Russia, but obviously can't match Before the Revolution: St. Petersburg in Photographs: 1890-1914, edited by Mikhail P. Iroshnikov, Yury B. Shelayev, Liudmila A. Protsai (Abrams, 312 pages, $ 60).  Here's a coffee-table book that makes you yearn to get out a samovar and switch to tea.  It's made up of an informative but not intrusive text by Soviet scholars and 307 full- and double-page photographs recently made available by the Central State Archive of Cinema and Photo Documents of St. Petersburg.</w:t>
+        <w:t>Joseph Mazzello … Bobby</w:t>
         <w:br/>
-        <w:t xml:space="preserve"> Here we see the "eastern Paris," the "northern Venice," in its death rattlings, with bejeweled ladies and arrogant men in tuxedos making their rounds, unaware that they might soon be waiting tables in Paris, after the last diamonds are pawned - if they're luckier than the last Romanovs.  Juxtaposed to the tsar's fleet of huge, shiny Renaults, you'll see factory scenes of indescribable squalor.</w:t>
+        <w:t>Lorraine Bracco … Mary</w:t>
         <w:br/>
-        <w:t xml:space="preserve"> Few photo books will get as much attention as this one.  Back in the early '70s there came a book that surprised everyone and made the bestseller lists.  Titled "Wisconsin Death Trip," it was a coffee-table book by scholar Michael Lesy, whose text purported to explain the psychic crisis that beset America in the late 19th century.  Readers loved the photographs by Charlie Van Slyke, the eccentric photographer from Black River Falls, Wis.  But reviewers tore apart Lesy's text, with good reason.</w:t>
+        <w:t>Adam Baldwin … The King</w:t>
         <w:br/>
-        <w:t xml:space="preserve"> Such won't happen with "Before the Revolution," for its commentators have stuck to simple facts and let the photographs tell their sad, inevitable stories.</w:t>
+        <w:t>A Columbia Pictures release. Produced by Lauren Shuler-Donner. Directed by Richard Donner. Written by David Mickey Evans. In theaters nationally. Rated PG-13 (violence against children, pets).</w:t>
+        <w:br/>
+        <w:br/>
+        <w:t>Notes</w:t>
+        <w:br/>
+        <w:br/>
+        <w:t>MOVIE REVIEWS;</w:t>
         <w:br/>
         <w:br/>
         <w:t>Graphic</w:t>
@@ -85,7 +91,11 @@
         <w:br/>
         <w:t xml:space="preserve"> </w:t>
         <w:br/>
-        <w:t>Photograph</w:t>
+        <w:t>EAR PHOTO; color, John Shannon; PHOTO; color, John Shannon</w:t>
+        <w:br/>
+        <w:t xml:space="preserve"> </w:t>
+        <w:br/>
+        <w:t>CUTLINE: LORRAINE BRACCO: A working-class mom in 'Radio Flyer.' CUTLINE: 'FLYER' FAMILY: Lorraine Bracco is the mom of Elijah Wood, left, and Joseph Mazzello, who are tormented by their stepfather.</w:t>
       </w:r>
     </w:p>
     <w:sectPr>

--- a/example_articles/states/California/5.states_California_Other_publisher.docx
+++ b/example_articles/states/California/5.states_California_Other_publisher.docx
@@ -7,7 +7,7 @@
         <w:pStyle w:val="Heading1"/>
       </w:pPr>
       <w:r>
-        <w:t>'Radio Flyer' cruises to a crash landing</w:t>
+        <w:t>Giant statue in California controversial - and nude; Sculptor hopes public will discuss safety of women.</w:t>
       </w:r>
     </w:p>
     <w:p>
@@ -17,12 +17,12 @@
     </w:p>
     <w:p>
       <w:r>
-        <w:t>Date: 1992-02-21</w:t>
+        <w:t>Date: 2016-10-23</w:t>
       </w:r>
     </w:p>
     <w:p>
       <w:r>
-        <w:t>Section: LIFE; Pg. 5D</w:t>
+        <w:t>Section: ; Pg. A8</w:t>
       </w:r>
     </w:p>
     <w:p>
@@ -49,53 +49,37 @@
     </w:p>
     <w:p>
       <w:r>
-        <w:t>Radio Flyer hitches its little red wagon to the serene highs and scary lows of being a child. Collecting soda bottles, chasing frogs, seeing a double feature 12 times - that's the stuff of boyhood dreams circa 1969.</w:t>
+        <w:t>Art teachers Jo Sutton (left) and Jennifer Jervis take pictures beneath a 55-foot nude statue in San Leandro, Calif. The statue of a naked woman is stirring up conversation. City officials and the sculptor say they want to draw attention to "feminine energy."</w:t>
         <w:br/>
-        <w:t>The monster stepfather with an empty six-pack and a piece of whipping cord - that's a nightmare circa anytime.</w:t>
+        <w:t>SAN LEANDRO, CALIF. -</w:t>
         <w:br/>
-        <w:t>While far from perfect, this handsome, mock-nostalgic journey overcomes most bumps before hitting a huge barrier. Its fantasy ending is more appropriate to Peter Pan than a serious look at abuse.</w:t>
+        <w:t>There have long been complaints about the lack of women in the tech industry. Now there's a towering female figure, in a tech park across the bay from San Francisco, although not quite what some people had in mind.</w:t>
         <w:br/>
-        <w:t>But Flyer has at least two small pleasures: Elijah Wood (Avalon) as older brother Mikey and Joseph Mazzello (Presumed Innocent) as Bobby. Potent kid- chemistry can make up for the iffiest moments.</w:t>
+        <w:t>A 55-foot-tall statue of a nude woman unveiled recently in the working-class community of San Leandro is stirring controversy and a lot of conversation.</w:t>
         <w:br/>
-        <w:t>In an intrusive flashback narrative, the adult Mike (an unbilled Tom Hanks) tells his two sons about how he and his brother began a new life in small-town California with their divorced mom (Lorraine Bracco, who sinks easily into her working-class role) and faithful German shepherd.</w:t>
+        <w:t>At the base of the 13,000-pound statue is a message in 10 languages that says: "What would the world be like if women were safe?"</w:t>
         <w:br/>
-        <w:t>Then ''the King'' arrives. Not Elvis, but a surly welder (Adam Baldwin) who marries their mother. He's the kind of man who needs a victim, and that victim is Bobby. The boys vow to keep the beatings a secret and devise an escape using Bobby's Red Flyer wagon.</w:t>
+        <w:t>The statue - roughly three times as tall as Michelangelo's David - is made of steel mesh in the form of a graceful dancer, with an arched back and arms stretched overhead. The debate is not over its artistic merit but whether it's appropriate in public.</w:t>
         <w:br/>
-        <w:t>There are funny, warm moments such as the dangers of singing The Name Game using Buck: ''Buck, Buck, bo - oops!'' The shadowy scenes leading up to the violence are eerily done from a child's-eye view. But Hanks drones on and on about ''the Big Idea'' the boys are cooking up. Nothing short of the space shuttle could live up to the billing.</w:t>
+        <w:t>"If she's a ballerina, she should have some clothes on," said Tonette Watts, 57, a resident and mother of a teen girl, who stopped and stared at the statue on her way to work. "If you've got kids you do not want them seeing that."</w:t>
         <w:br/>
-        <w:t>The credits wisely end with an abuse hot line number. Too bad movies can't fly on good intentions alone.</w:t>
+        <w:t>Another parent, Keith Verville, 48, studied the sculpture and then asked: "Why is it so big? And SO not clothed?"</w:t>
         <w:br/>
-        <w:t xml:space="preserve"> Radio Flyer</w:t>
+        <w:t>The statue, named "Truth is Beauty," is on private property at the edge of a new tech office complex - in a highly trafficked and visible area just across from San Leandro's commuter rail station.</w:t>
         <w:br/>
-        <w:t>## (out of four)</w:t>
+        <w:t>Many people, including city officials, have welcomed the statue as a reflection of the changing demographics in San Leandro, where millennials now outnumber older residents.</w:t>
         <w:br/>
-        <w:t>Elijah Wood … Mike</w:t>
+        <w:t>"This is something I'd never have thought would come to San Leandro," said Mayor Pauline Russo Cutter. "It's edgy and modern, and it makes me proud."</w:t>
         <w:br/>
-        <w:t>Joseph Mazzello … Bobby</w:t>
+        <w:t>The statue debuted in 2013 at Burning Man, the annual counterculture celebration in the Nevada desert. It was then bought by developers of the complex, for a price they haven't disclosed, under a requirement by the city to include public art at the site.</w:t>
         <w:br/>
-        <w:t>Lorraine Bracco … Mary</w:t>
+        <w:t>Cutter said some city officials initially weren't thrilled by the choice but ultimately liked the idea of starting a conversation about art. The mayor says the statue sends a powerful message of female strength that's more apparent when seen up close.</w:t>
         <w:br/>
-        <w:t>Adam Baldwin … The King</w:t>
+        <w:t>The sculptor, Marco Cochrane, says he was marked as a child by the rape of a neighborhood friend and tries through art to bring attention to sexual assault and to the fear of many women, but also to the strength women feel when not afraid.</w:t>
         <w:br/>
-        <w:t>A Columbia Pictures release. Produced by Lauren Shuler-Donner. Directed by Richard Donner. Written by David Mickey Evans. In theaters nationally. Rated PG-13 (violence against children, pets).</w:t>
+        <w:t>"She feels safe and she is loving herself in that moment, and hopefully people can feel that feeling," Cochrane said of the statue. "It's a beautiful woman, and part of it is to draw men in. Then they look down and see the message and they go, 'Ohhhh.' I hope that happens thousands of times."</w:t>
         <w:br/>
-        <w:br/>
-        <w:t>Notes</w:t>
-        <w:br/>
-        <w:br/>
-        <w:t>MOVIE REVIEWS;</w:t>
-        <w:br/>
-        <w:br/>
-        <w:t>Graphic</w:t>
-        <w:br/>
-        <w:br/>
-        <w:t xml:space="preserve"> </w:t>
-        <w:br/>
-        <w:t>EAR PHOTO; color, John Shannon; PHOTO; color, John Shannon</w:t>
-        <w:br/>
-        <w:t xml:space="preserve"> </w:t>
-        <w:br/>
-        <w:t>CUTLINE: LORRAINE BRACCO: A working-class mom in 'Radio Flyer.' CUTLINE: 'FLYER' FAMILY: Lorraine Bracco is the mom of Elijah Wood, left, and Joseph Mazzello, who are tormented by their stepfather.</w:t>
+        <w:t>The statue "is exceptional," said Jo Sutton, 43, a high school art teacher who hopes to bring her class to see the statue.</w:t>
       </w:r>
     </w:p>
     <w:sectPr>

--- a/example_articles/states/California/5.states_California_Other_publisher.docx
+++ b/example_articles/states/California/5.states_California_Other_publisher.docx
@@ -7,7 +7,7 @@
         <w:pStyle w:val="Heading1"/>
       </w:pPr>
       <w:r>
-        <w:t>Giant statue in California controversial - and nude; Sculptor hopes public will discuss safety of women.</w:t>
+        <w:t>Blinded by SI's swimsuit journalism</w:t>
       </w:r>
     </w:p>
     <w:p>
@@ -17,17 +17,17 @@
     </w:p>
     <w:p>
       <w:r>
-        <w:t>Date: 2016-10-23</w:t>
+        <w:t>Date: 1995-02-16</w:t>
       </w:r>
     </w:p>
     <w:p>
       <w:r>
-        <w:t>Section: ; Pg. A8</w:t>
+        <w:t>Section: ARTS &amp; ENTERTAINMENT,; MAGAZINES</w:t>
       </w:r>
     </w:p>
     <w:p>
       <w:r>
-        <w:t>Source file: Other publishers/Files (500) (9).DOCX</w:t>
+        <w:t>Source file: Other publishers/Files (500) (24).DOCX</w:t>
       </w:r>
     </w:p>
     <w:p>
@@ -49,37 +49,45 @@
     </w:p>
     <w:p>
       <w:r>
-        <w:t>Art teachers Jo Sutton (left) and Jennifer Jervis take pictures beneath a 55-foot nude statue in San Leandro, Calif. The statue of a naked woman is stirring up conversation. City officials and the sculptor say they want to draw attention to "feminine energy."</w:t>
+        <w:t>Time could have given us an exclusive resignation announcement from Fidel Castro (not just another conversation with the last clown prince of communism).</w:t>
         <w:br/>
-        <w:t>SAN LEANDRO, CALIF. -</w:t>
+        <w:t>U.S. News &amp; World Report could have given us the secret to balancing the federal deficit (not just a challenging ''Budget Blaster'' game that lets C-SPANers at home try to cut it).</w:t>
         <w:br/>
-        <w:t>There have long been complaints about the lack of women in the tech industry. Now there's a towering female figure, in a tech park across the bay from San Francisco, although not quite what some people had in mind.</w:t>
+        <w:t>And Newsweek could have included a new blue blazer and tie with every copy of its cover piece on how America has become a nation of slobs.</w:t>
         <w:br/>
-        <w:t>A 55-foot-tall statue of a nude woman unveiled recently in the working-class community of San Leandro is stirring controversy and a lot of conversation.</w:t>
+        <w:t>But it wouldn't matter what any other magazine does this week. Nothing short of an O.J. confession could eclipse the mag world's most hyped, most overrated annual event -- the debut of Sports Illustrated's Swimsuit Issue.</w:t>
         <w:br/>
-        <w:t>At the base of the 13,000-pound statue is a message in 10 languages that says: "What would the world be like if women were safe?"</w:t>
+        <w:t>No serious magazine columnist can now risk not partaking in the critiquing of this 31-year-old cultural extravaganza. Every American knows what it really is -- a way for SI to use a little chaste sex to make millions while pretending to preview the latest swimwear.</w:t>
         <w:br/>
-        <w:t>The statue - roughly three times as tall as Michelangelo's David - is made of steel mesh in the form of a graceful dancer, with an arched back and arms stretched overhead. The debate is not over its artistic merit but whether it's appropriate in public.</w:t>
+        <w:t>To an amateur, if you've seen one SI swimsuit you've seen them all. But that's not true for Erin, the clerk at Smithfield News, Downtown, who's become a pro at reviewing swimwear spreads.</w:t>
         <w:br/>
-        <w:t>"If she's a ballerina, she should have some clothes on," said Tonette Watts, 57, a resident and mother of a teen girl, who stopped and stared at the statue on her way to work. "If you've got kids you do not want them seeing that."</w:t>
+        <w:t>Though 1995's offering has 14 fewer pages than last's, it gets a 9 out of a possible 10 on the ErinMeter. ''It's A-OK,'' Erin says with Siskel &amp; Ebertian confidence. ''It's a nice mix of old and new models, with lots of blondes and swimsuits that you can actually swim in.''</w:t>
         <w:br/>
-        <w:t>Another parent, Keith Verville, 48, studied the sculpture and then asked: "Why is it so big? And SO not clothed?"</w:t>
+        <w:t>Last year, SI shocked the swimsuit journalism world by using a few token male models. For '95, though, it's back to a traditional all-nubile lineup of rookies like cover girl Daniela and ''the statuesque Manon,'' plus veteran Hall of Fame swimsuiter Cheryl Tiegs.</w:t>
         <w:br/>
-        <w:t>The statue, named "Truth is Beauty," is on private property at the edge of a new tech office complex - in a highly trafficked and visible area just across from San Leandro's commuter rail station.</w:t>
+        <w:t>At 47, Tiegs may have lost a step or two when it comes to cavorting across a Costa Rican beach. But don't worry, SI's permanently inane caption writers say she can still shine ''like the sun in a minipleated Lycra maillot by Gottex ($ 106).''</w:t>
         <w:br/>
-        <w:t>Many people, including city officials, have welcomed the statue as a reflection of the changing demographics in San Leandro, where millennials now outnumber older residents.</w:t>
+        <w:t>Speaking of long-running American sporting events, hating/loving Newt Gingrich is one that shows no signs of abating.</w:t>
         <w:br/>
-        <w:t>"This is something I'd never have thought would come to San Leandro," said Mayor Pauline Russo Cutter. "It's edgy and modern, and it makes me proud."</w:t>
+        <w:t>Newt appears in all his pudgy evilness on the cover of the March/April Mother Jones, the unstilled but slightly modulating voice of working-class progressivism. The cover article, ''10 Ways the Republicans Will Change Your Life,'' serves as a warning to MJ's still stunned readers.</w:t>
         <w:br/>
-        <w:t>The statue debuted in 2013 at Burning Man, the annual counterculture celebration in the Nevada desert. It was then bought by developers of the complex, for a price they haven't disclosed, under a requirement by the city to include public art at the site.</w:t>
+        <w:t>The list of things for progressive types to worry about, MJ says, includes having fewer tax dollars spent on entitlement programs, more difficulty in getting a safe and affordable abortion and less regulation of things like drugs (the medicinal kind).</w:t>
         <w:br/>
-        <w:t>Cutter said some city officials initially weren't thrilled by the choice but ultimately liked the idea of starting a conversation about art. The mayor says the statue sends a powerful message of female strength that's more apparent when seen up close.</w:t>
+        <w:t>Mother Jones is offering a special treat for the historically minded of every political stripe who missed the original Newt-bashing articles that it ran in the 1980s.</w:t>
         <w:br/>
-        <w:t>The sculptor, Marco Cochrane, says he was marked as a child by the rape of a neighborhood friend and tries through art to bring attention to sexual assault and to the fear of many women, but also to the strength women feel when not afraid.</w:t>
+        <w:t>Send $ 3 to MJ at 731 Market St., Suite 6000, San Francisco 94103 and tell them you want the ''Newtpack,'' which includes David (''Reinventing Government'') Osborne's prescient 1984 profile.</w:t>
         <w:br/>
-        <w:t>"She feels safe and she is loving herself in that moment, and hopefully people can feel that feeling," Cochrane said of the statue. "It's a beautiful woman, and part of it is to draw men in. Then they look down and see the message and they go, 'Ohhhh.' I hope that happens thousands of times."</w:t>
+        <w:t>Osborne's piece served as a major source for mainstream journalists when they scrambled to write their post-Nov. 8 articles on Gingrich.</w:t>
         <w:br/>
-        <w:t>The statue "is exceptional," said Jo Sutton, 43, a high school art teacher who hopes to bring her class to see the statue.</w:t>
+        <w:t xml:space="preserve"> </w:t>
+        <w:br/>
+        <w:t>As reported last week, Time and its art critic, Robert Hughes, went ga-ga over those 20,000-year-old cave drawings of horses and wooly rhinos that were found in France.</w:t>
+        <w:br/>
+        <w:t>But if the paintings turn out to be fake, give credit to The Nation's always aberrant Alexander Cockburn for being first to suspect so in print.</w:t>
+        <w:br/>
+        <w:t>In the Feb. 20 Nation, he reminds us of many past art and archaeological forgeries that art experts were too quick to accept. He also quotes his own expert who says those nifty and unique drawings showing horses running had to be made by someone who'd experienced the photograph, which only 100 years ago stopped the movement of horses legs so artists could see what really was going on.</w:t>
+        <w:br/>
+        <w:t>And, sniff, sniff, let's all say goodbye to Garbage magazine, which has died and gone to the great magazine landfill not in your backyard. Seriously, Garbage probably was the best of a litter of environmental magazines born in the late 1980s -- mainly because it was equally skeptical of polluters and the environmental movement and many of its most treasured pseudo-scientific ideas.</w:t>
       </w:r>
     </w:p>
     <w:sectPr>
